--- a/docs/学习笔记.docx
+++ b/docs/学习笔记.docx
@@ -100,34 +100,10 @@
       <w:r>
         <w:rPr>
           <w:rFonts w:ascii="微软雅黑" w:hAnsi="微软雅黑" w:eastAsia="微软雅黑"/>
-          <w:b/>
-          <w:sz w:val="21"/>
-        </w:rPr>
-        <w:t>Age(年龄)</w:t>
-      </w:r>
-      <w:r>
-        <w:rPr>
-          <w:rFonts w:ascii="微软雅黑" w:hAnsi="微软雅黑" w:eastAsia="微软雅黑"/>
           <w:b w:val="0"/>
           <w:sz w:val="21"/>
         </w:rPr>
-        <w:t>缺 177 条(19.9%),缺得不算多,用</w:t>
-      </w:r>
-      <w:r>
-        <w:rPr>
-          <w:rFonts w:ascii="微软雅黑" w:hAnsi="微软雅黑" w:eastAsia="微软雅黑"/>
-          <w:b/>
-          <w:sz w:val="21"/>
-        </w:rPr>
-        <w:t>中位数</w:t>
-      </w:r>
-      <w:r>
-        <w:rPr>
-          <w:rFonts w:ascii="微软雅黑" w:hAnsi="微软雅黑" w:eastAsia="微软雅黑"/>
-          <w:b w:val="0"/>
-          <w:sz w:val="21"/>
-        </w:rPr>
-        <w:t>填。选中位数不选平均数,是因为年龄里有个别很大的值,平均数容易被这些极端值拉偏。</w:t>
+        <w:t>Age(年龄)缺 177 条(19.9%),缺得不算多,用中位数填。选中位数不选平均数,是因为年龄里有个别很大的值,平均数容易被这些极端值拉偏。</w:t>
       </w:r>
     </w:p>
     <w:p>
@@ -146,34 +122,10 @@
       <w:r>
         <w:rPr>
           <w:rFonts w:ascii="微软雅黑" w:hAnsi="微软雅黑" w:eastAsia="微软雅黑"/>
-          <w:b/>
-          <w:sz w:val="21"/>
-        </w:rPr>
-        <w:t>Embarked(登船港口)</w:t>
-      </w:r>
-      <w:r>
-        <w:rPr>
-          <w:rFonts w:ascii="微软雅黑" w:hAnsi="微软雅黑" w:eastAsia="微软雅黑"/>
           <w:b w:val="0"/>
           <w:sz w:val="21"/>
         </w:rPr>
-        <w:t>只缺 2 条,用</w:t>
-      </w:r>
-      <w:r>
-        <w:rPr>
-          <w:rFonts w:ascii="微软雅黑" w:hAnsi="微软雅黑" w:eastAsia="微软雅黑"/>
-          <w:b/>
-          <w:sz w:val="21"/>
-        </w:rPr>
-        <w:t>众数</w:t>
-      </w:r>
-      <w:r>
-        <w:rPr>
-          <w:rFonts w:ascii="微软雅黑" w:hAnsi="微软雅黑" w:eastAsia="微软雅黑"/>
-          <w:b w:val="0"/>
-          <w:sz w:val="21"/>
-        </w:rPr>
-        <w:t>填最省事,这点数据影响不了什么。</w:t>
+        <w:t>Embarked(登船港口)只缺 2 条,用众数填最省事,这点数据影响不了什么。</w:t>
       </w:r>
     </w:p>
     <w:p>
@@ -192,18 +144,10 @@
       <w:r>
         <w:rPr>
           <w:rFonts w:ascii="微软雅黑" w:hAnsi="微软雅黑" w:eastAsia="微软雅黑"/>
-          <w:b/>
-          <w:sz w:val="21"/>
-        </w:rPr>
-        <w:t>Cabin(客舱号)</w:t>
-      </w:r>
-      <w:r>
-        <w:rPr>
-          <w:rFonts w:ascii="微软雅黑" w:hAnsi="微软雅黑" w:eastAsia="微软雅黑"/>
           <w:b w:val="0"/>
           <w:sz w:val="21"/>
         </w:rPr>
-        <w:t>缺了 687 条(77%),剩下那点信息也拼不出什么规律,这一列直接删掉。</w:t>
+        <w:t>Cabin(客舱号)缺了 687 条(77%),剩下那点信息也拼不出什么规律,这一列直接删掉。</w:t>
       </w:r>
     </w:p>
     <w:p>
@@ -216,23 +160,7 @@
           <w:b w:val="0"/>
           <w:sz w:val="21"/>
         </w:rPr>
-        <w:t>这里有个坑我一开始踩了:我最开始是</w:t>
-      </w:r>
-      <w:r>
-        <w:rPr>
-          <w:rFonts w:ascii="微软雅黑" w:hAnsi="微软雅黑" w:eastAsia="微软雅黑"/>
-          <w:b/>
-          <w:sz w:val="21"/>
-        </w:rPr>
-        <w:t>先把缺失值全填完,再划分训练集和测试集</w:t>
-      </w:r>
-      <w:r>
-        <w:rPr>
-          <w:rFonts w:ascii="微软雅黑" w:hAnsi="微软雅黑" w:eastAsia="微软雅黑"/>
-          <w:b w:val="0"/>
-          <w:sz w:val="21"/>
-        </w:rPr>
-        <w:t>。后来看题目 3.2 才发现这样是错的 —— 填年龄用的中位数是把测试集的年龄也算进去算出来的,相当于测试集的信息漏进了训练集(数据泄露)。</w:t>
+        <w:t>这里有个坑我一开始踩了:我最开始是先把缺失值全填完,再划分训练集和测试集。后来看题目 3.2 才发现这样是错的 —— 填年龄用的中位数是把测试集的年龄也算进去算出来的,相当于测试集的信息漏进了训练集(数据泄露)。</w:t>
       </w:r>
     </w:p>
     <w:p>
@@ -245,23 +173,7 @@
           <w:b w:val="0"/>
           <w:sz w:val="21"/>
         </w:rPr>
-        <w:t>改法是把顺序倒过来:</w:t>
-      </w:r>
-      <w:r>
-        <w:rPr>
-          <w:rFonts w:ascii="微软雅黑" w:hAnsi="微软雅黑" w:eastAsia="微软雅黑"/>
-          <w:b/>
-          <w:sz w:val="21"/>
-        </w:rPr>
-        <w:t>先划分,再只用训练集算中位数、众数、均值和标准差</w:t>
-      </w:r>
-      <w:r>
-        <w:rPr>
-          <w:rFonts w:ascii="微软雅黑" w:hAnsi="微软雅黑" w:eastAsia="微软雅黑"/>
-          <w:b w:val="0"/>
-          <w:sz w:val="21"/>
-        </w:rPr>
-        <w:t>,然后测试集和新样本都套这一套参数。代码里拆成了 fit_preprocessor() 和 transform() 两个函数,前者只在训练集上调用。</w:t>
+        <w:t>改法是把顺序倒过来:先划分,再只用训练集算中位数、众数、均值和标准差,然后测试集和新样本都套这一套参数。代码里拆成了 fit_preprocessor() 和 transform() 两个函数,前者只在训练集上调用。</w:t>
       </w:r>
     </w:p>
     <w:p>
@@ -293,18 +205,10 @@
       <w:r>
         <w:rPr>
           <w:rFonts w:ascii="微软雅黑" w:hAnsi="微软雅黑" w:eastAsia="微软雅黑"/>
-          <w:b/>
-          <w:sz w:val="21"/>
-        </w:rPr>
-        <w:t>性别 Sex</w:t>
-      </w:r>
-      <w:r>
-        <w:rPr>
-          <w:rFonts w:ascii="微软雅黑" w:hAnsi="微软雅黑" w:eastAsia="微软雅黑"/>
           <w:b w:val="0"/>
           <w:sz w:val="21"/>
         </w:rPr>
-        <w:t>:模型只认数字,所以 male 映射成 0,female 映射成 1。这是最强的特征。</w:t>
+        <w:t>性别 Sex:模型只认数字,所以 male 映射成 0,female 映射成 1。这是最强的特征。</w:t>
       </w:r>
     </w:p>
     <w:p>
@@ -323,34 +227,10 @@
       <w:r>
         <w:rPr>
           <w:rFonts w:ascii="微软雅黑" w:hAnsi="微软雅黑" w:eastAsia="微软雅黑"/>
-          <w:b/>
-          <w:sz w:val="21"/>
-        </w:rPr>
-        <w:t>登船港口 Embarked</w:t>
-      </w:r>
-      <w:r>
-        <w:rPr>
-          <w:rFonts w:ascii="微软雅黑" w:hAnsi="微软雅黑" w:eastAsia="微软雅黑"/>
           <w:b w:val="0"/>
           <w:sz w:val="21"/>
         </w:rPr>
-        <w:t>:C / Q / S 三个值,用独热编码。如果直接映射成 0/1/2,模型会以为这三个港口之间有大小关系,其实没有。编码时用了 drop_first=True,把 C 去掉当基准,</w:t>
-      </w:r>
-      <w:r>
-        <w:rPr>
-          <w:rFonts w:ascii="微软雅黑" w:hAnsi="微软雅黑" w:eastAsia="微软雅黑"/>
-          <w:b/>
-          <w:sz w:val="21"/>
-        </w:rPr>
-        <w:t>所以最后实际只有 Embarked_Q 和 Embarked_S 两列</w:t>
-      </w:r>
-      <w:r>
-        <w:rPr>
-          <w:rFonts w:ascii="微软雅黑" w:hAnsi="微软雅黑" w:eastAsia="微软雅黑"/>
-          <w:b w:val="0"/>
-          <w:sz w:val="21"/>
-        </w:rPr>
-        <w:t>(不是三列)。这样做一是避免三列加起来恒等于 1 造成共线性,二是少一个特征。</w:t>
+        <w:t>登船港口 Embarked:C / Q / S 三个值,用独热编码。如果直接映射成 0/1/2,模型会以为这三个港口之间有大小关系,其实没有。编码时用了 drop_first=True,把 C 去掉当基准,所以最后实际只有 Embarked_Q 和 Embarked_S 两列(不是三列)。这样做一是避免三列加起来恒等于 1 造成共线性,二是少一个特征。</w:t>
       </w:r>
     </w:p>
     <w:p>
@@ -369,18 +249,10 @@
       <w:r>
         <w:rPr>
           <w:rFonts w:ascii="微软雅黑" w:hAnsi="微软雅黑" w:eastAsia="微软雅黑"/>
-          <w:b/>
-          <w:sz w:val="21"/>
-        </w:rPr>
-        <w:t>姓名 Name</w:t>
-      </w:r>
-      <w:r>
-        <w:rPr>
-          <w:rFonts w:ascii="微软雅黑" w:hAnsi="微软雅黑" w:eastAsia="微软雅黑"/>
           <w:b w:val="0"/>
           <w:sz w:val="21"/>
         </w:rPr>
-        <w:t>:原始姓名本身没什么用,本来想直接删。但姓名里带着称谓(Mr / Mrs / Miss / Master 这些),而称谓其实间接暴露了乘客的性别、年龄和阶级,是个挺强的隐藏特征。所以用正则表达式把称谓抠出来,归成 5 类:Mr=1、Miss=2、Mrs=3、Master=4,剩下少见的(Lady、Dr、Rev 这些)统一归成 Rare=5。</w:t>
+        <w:t>姓名 Name:原始姓名本身没什么用,本来想直接删。但姓名里带着称谓(Mr / Mrs / Miss / Master 这些),而称谓其实间接暴露了乘客的性别、年龄和阶级,是个挺强的隐藏特征。所以用正则表达式把称谓抠出来,归成 5 类:Mr=1、Miss=2、Mrs=3、Master=4,剩下少见的(Lady、Dr、Rev 这些)统一归成 Rare=5。</w:t>
       </w:r>
     </w:p>
     <w:p>
@@ -399,34 +271,10 @@
       <w:r>
         <w:rPr>
           <w:rFonts w:ascii="微软雅黑" w:hAnsi="微软雅黑" w:eastAsia="微软雅黑"/>
-          <w:b/>
-          <w:sz w:val="21"/>
-        </w:rPr>
-        <w:t>SibSp + Parch</w:t>
-      </w:r>
-      <w:r>
-        <w:rPr>
-          <w:rFonts w:ascii="微软雅黑" w:hAnsi="微软雅黑" w:eastAsia="微软雅黑"/>
           <w:b w:val="0"/>
           <w:sz w:val="21"/>
         </w:rPr>
-        <w:t xml:space="preserve">:这两个分别是同行的兄弟姐妹/配偶数和父母/子女数。把它们加起来再 +1(算上自己)造一个新特征 </w:t>
-      </w:r>
-      <w:r>
-        <w:rPr>
-          <w:rFonts w:ascii="微软雅黑" w:hAnsi="微软雅黑" w:eastAsia="微软雅黑"/>
-          <w:b/>
-          <w:sz w:val="21"/>
-        </w:rPr>
-        <w:t>FamilySize(家庭人数)</w:t>
-      </w:r>
-      <w:r>
-        <w:rPr>
-          <w:rFonts w:ascii="微软雅黑" w:hAnsi="微软雅黑" w:eastAsia="微软雅黑"/>
-          <w:b w:val="0"/>
-          <w:sz w:val="21"/>
-        </w:rPr>
-        <w:t>。因为单独看这两个数不太容易看出「这是一家人」以及家庭规模大小,而一家人的生存率明显和独身乘客不一样。</w:t>
+        <w:t>SibSp + Parch:这两个分别是同行的兄弟姐妹/配偶数和父母/子女数。把它们加起来再 +1(算上自己)造一个新特征 FamilySize(家庭人数)。因为单独看这两个数不太容易看出「这是一家人」以及家庭规模大小,而一家人的生存率明显和独身乘客不一样。</w:t>
       </w:r>
     </w:p>
     <w:p>
@@ -445,34 +293,10 @@
       <w:r>
         <w:rPr>
           <w:rFonts w:ascii="微软雅黑" w:hAnsi="微软雅黑" w:eastAsia="微软雅黑"/>
-          <w:b/>
-          <w:sz w:val="21"/>
-        </w:rPr>
-        <w:t>Age 和 Fare 标准化</w:t>
-      </w:r>
-      <w:r>
-        <w:rPr>
-          <w:rFonts w:ascii="微软雅黑" w:hAnsi="微软雅黑" w:eastAsia="微软雅黑"/>
           <w:b w:val="0"/>
           <w:sz w:val="21"/>
         </w:rPr>
-        <w:t>:年龄范围是 0~80,票价范围是 0~512,量级差太多了。直接喂进网络的话,票价数值大,容易在梯度里独占风头。所以用 (x - 均值) / 标准差 把两个都拉到差不多的范围。用的是</w:t>
-      </w:r>
-      <w:r>
-        <w:rPr>
-          <w:rFonts w:ascii="微软雅黑" w:hAnsi="微软雅黑" w:eastAsia="微软雅黑"/>
-          <w:b/>
-          <w:sz w:val="21"/>
-        </w:rPr>
-        <w:t>训练集</w:t>
-      </w:r>
-      <w:r>
-        <w:rPr>
-          <w:rFonts w:ascii="微软雅黑" w:hAnsi="微软雅黑" w:eastAsia="微软雅黑"/>
-          <w:b w:val="0"/>
-          <w:sz w:val="21"/>
-        </w:rPr>
-        <w:t>算出来的均值和标准差。</w:t>
+        <w:t>Age 和 Fare 标准化:年龄范围是 0~80,票价范围是 0~512,量级差太多了。直接喂进网络的话,票价数值大,容易在梯度里独占风头。所以用 (x - 均值) / 标准差 把两个都拉到差不多的范围。用的是训练集算出来的均值和标准差。</w:t>
       </w:r>
     </w:p>
     <w:p>
@@ -638,23 +462,7 @@
           <w:b w:val="0"/>
           <w:sz w:val="21"/>
         </w:rPr>
-        <w:t>两个隐藏层,分别 32 和 16 个神经元,激活函数 ReLU。</w:t>
-      </w:r>
-      <w:r>
-        <w:rPr>
-          <w:rFonts w:ascii="微软雅黑" w:hAnsi="微软雅黑" w:eastAsia="微软雅黑"/>
-          <w:b/>
-          <w:sz w:val="21"/>
-        </w:rPr>
-        <w:t>一开始我只写了一层 16 个神经元</w:t>
-      </w:r>
-      <w:r>
-        <w:rPr>
-          <w:rFonts w:ascii="微软雅黑" w:hAnsi="微软雅黑" w:eastAsia="微软雅黑"/>
-          <w:b w:val="0"/>
-          <w:sz w:val="21"/>
-        </w:rPr>
-        <w:t>,感觉容量不太够,训练准确率一直上不去,后来加宽了一层。</w:t>
+        <w:t>两个隐藏层,分别 32 和 16 个神经元,激活函数 ReLU。一开始我只写了一层 16 个神经元,感觉容量不太够,训练准确率一直上不去,后来加宽了一层。</w:t>
       </w:r>
     </w:p>
     <w:p>
@@ -676,23 +484,7 @@
           <w:b w:val="0"/>
           <w:sz w:val="21"/>
         </w:rPr>
-        <w:t xml:space="preserve">中间加了 </w:t>
-      </w:r>
-      <w:r>
-        <w:rPr>
-          <w:rFonts w:ascii="微软雅黑" w:hAnsi="微软雅黑" w:eastAsia="微软雅黑"/>
-          <w:b/>
-          <w:sz w:val="21"/>
-        </w:rPr>
-        <w:t>Dropout(0.2)</w:t>
-      </w:r>
-      <w:r>
-        <w:rPr>
-          <w:rFonts w:ascii="微软雅黑" w:hAnsi="微软雅黑" w:eastAsia="微软雅黑"/>
-          <w:b w:val="0"/>
-          <w:sz w:val="21"/>
-        </w:rPr>
-        <w:t>,每次训练随机让 20% 的神经元失效。因为训练集准确率一直比测试集高,说明有点过拟合,让一部分神经元随机失效能逼着网络不要只依赖某几个神经元。</w:t>
+        <w:t>中间加了 Dropout(0.2),每次训练随机让 20% 的神经元失效。因为训练集准确率一直比测试集高,说明有点过拟合,让一部分神经元随机失效能逼着网络不要只依赖某几个神经元。</w:t>
       </w:r>
     </w:p>
     <w:p>
@@ -718,23 +510,7 @@
           <w:b w:val="0"/>
           <w:sz w:val="21"/>
         </w:rPr>
-        <w:t xml:space="preserve">用 </w:t>
-      </w:r>
-      <w:r>
-        <w:rPr>
-          <w:rFonts w:ascii="微软雅黑" w:hAnsi="微软雅黑" w:eastAsia="微软雅黑"/>
-          <w:b/>
-          <w:sz w:val="21"/>
-        </w:rPr>
-        <w:t>nn.BCELoss()</w:t>
-      </w:r>
-      <w:r>
-        <w:rPr>
-          <w:rFonts w:ascii="微软雅黑" w:hAnsi="微软雅黑" w:eastAsia="微软雅黑"/>
-          <w:b w:val="0"/>
-          <w:sz w:val="21"/>
-        </w:rPr>
-        <w:t>(二分类交叉熵)。因为输出已经过 Sigmoid 落在 0~1 之间,标签是 0 或 1,正好配套。标签要转成 float32 并用 .view(-1, 1) 拉成一列,不然形状和输出对不上会报错。</w:t>
+        <w:t>用 nn.BCELoss()(二分类交叉熵)。因为输出已经过 Sigmoid 落在 0~1 之间,标签是 0 或 1,正好配套。标签要转成 float32 并用 .view(-1, 1) 拉成一列,不然形状和输出对不上会报错。</w:t>
       </w:r>
     </w:p>
     <w:p>
@@ -757,18 +533,10 @@
       <w:r>
         <w:rPr>
           <w:rFonts w:ascii="微软雅黑" w:hAnsi="微软雅黑" w:eastAsia="微软雅黑"/>
-          <w:b/>
-          <w:sz w:val="21"/>
-        </w:rPr>
-        <w:t>Adam,学习率 lr = 0.001,weight_decay = 1e-4</w:t>
-      </w:r>
-      <w:r>
-        <w:rPr>
-          <w:rFonts w:ascii="微软雅黑" w:hAnsi="微软雅黑" w:eastAsia="微软雅黑"/>
           <w:b w:val="0"/>
           <w:sz w:val="21"/>
         </w:rPr>
-        <w:t>。</w:t>
+        <w:t>Adam,学习率 lr = 0.001,weight_decay = 1e-4。</w:t>
       </w:r>
     </w:p>
     <w:p>
@@ -794,23 +562,7 @@
           <w:b w:val="0"/>
           <w:sz w:val="21"/>
         </w:rPr>
-        <w:t xml:space="preserve">weight_decay 这个参数是 </w:t>
-      </w:r>
-      <w:r>
-        <w:rPr>
-          <w:rFonts w:ascii="微软雅黑" w:hAnsi="微软雅黑" w:eastAsia="微软雅黑"/>
-          <w:b/>
-          <w:sz w:val="21"/>
-        </w:rPr>
-        <w:t>Adam 优化器</w:t>
-      </w:r>
-      <w:r>
-        <w:rPr>
-          <w:rFonts w:ascii="微软雅黑" w:hAnsi="微软雅黑" w:eastAsia="微软雅黑"/>
-          <w:b w:val="0"/>
-          <w:sz w:val="21"/>
-        </w:rPr>
-        <w:t>的,不是损失函数的 —— 它相当于在每次更新参数的时候把权重往 0 拉一点(相当于 L2 正则化),能压一压过拟合。我一开始以为是加在损失函数上的,后来查了资料才知道是优化器的参数。</w:t>
+        <w:t>weight_decay 这个参数是 Adam 优化器的,不是损失函数的 —— 它相当于在每次更新参数的时候把权重往 0 拉一点(相当于 L2 正则化),能压一压过拟合。我一开始以为是加在损失函数上的,后来查了资料才知道是优化器的参数。</w:t>
       </w:r>
     </w:p>
     <w:p>
@@ -1147,39 +899,7 @@
           <w:b w:val="0"/>
           <w:sz w:val="21"/>
         </w:rPr>
-        <w:t xml:space="preserve">用 train_test_split 按 </w:t>
-      </w:r>
-      <w:r>
-        <w:rPr>
-          <w:rFonts w:ascii="微软雅黑" w:hAnsi="微软雅黑" w:eastAsia="微软雅黑"/>
-          <w:b/>
-          <w:sz w:val="21"/>
-        </w:rPr>
-        <w:t>8 : 2</w:t>
-      </w:r>
-      <w:r>
-        <w:rPr>
-          <w:rFonts w:ascii="微软雅黑" w:hAnsi="微软雅黑" w:eastAsia="微软雅黑"/>
-          <w:b w:val="0"/>
-          <w:sz w:val="21"/>
-        </w:rPr>
-        <w:t xml:space="preserve"> 划分:</w:t>
-      </w:r>
-      <w:r>
-        <w:rPr>
-          <w:rFonts w:ascii="微软雅黑" w:hAnsi="微软雅黑" w:eastAsia="微软雅黑"/>
-          <w:b/>
-          <w:sz w:val="21"/>
-        </w:rPr>
-        <w:t>训练集 712 条,测试集 179 条</w:t>
-      </w:r>
-      <w:r>
-        <w:rPr>
-          <w:rFonts w:ascii="微软雅黑" w:hAnsi="微软雅黑" w:eastAsia="微软雅黑"/>
-          <w:b w:val="0"/>
-          <w:sz w:val="21"/>
-        </w:rPr>
-        <w:t>。</w:t>
+        <w:t>用 train_test_split 按 8 : 2 划分:训练集 712 条,测试集 179 条。</w:t>
       </w:r>
     </w:p>
     <w:p>
@@ -1202,18 +922,10 @@
       <w:r>
         <w:rPr>
           <w:rFonts w:ascii="微软雅黑" w:hAnsi="微软雅黑" w:eastAsia="微软雅黑"/>
-          <w:b/>
-          <w:sz w:val="21"/>
-        </w:rPr>
-        <w:t>顺序是先划分,再在训练集上算预处理参数</w:t>
-      </w:r>
-      <w:r>
-        <w:rPr>
-          <w:rFonts w:ascii="微软雅黑" w:hAnsi="微软雅黑" w:eastAsia="微软雅黑"/>
           <w:b w:val="0"/>
           <w:sz w:val="21"/>
         </w:rPr>
-        <w:t>,理由写在第一节里了。</w:t>
+        <w:t>顺序是先划分,再在训练集上算预处理参数,理由写在第一节里了。</w:t>
       </w:r>
     </w:p>
     <w:p>
@@ -1239,23 +951,7 @@
           <w:b w:val="0"/>
           <w:sz w:val="21"/>
         </w:rPr>
-        <w:t xml:space="preserve">设了 </w:t>
-      </w:r>
-      <w:r>
-        <w:rPr>
-          <w:rFonts w:ascii="微软雅黑" w:hAnsi="微软雅黑" w:eastAsia="微软雅黑"/>
-          <w:b/>
-          <w:sz w:val="21"/>
-        </w:rPr>
-        <w:t>SEED = 42</w:t>
-      </w:r>
-      <w:r>
-        <w:rPr>
-          <w:rFonts w:ascii="微软雅黑" w:hAnsi="微软雅黑" w:eastAsia="微软雅黑"/>
-          <w:b w:val="0"/>
-          <w:sz w:val="21"/>
-        </w:rPr>
-        <w:t>。为了可复现,把能设的随机种子都设了一遍:</w:t>
+        <w:t>设了 SEED = 42。为了可复现,把能设的随机种子都设了一遍:</w:t>
       </w:r>
     </w:p>
     <w:p>
@@ -1484,18 +1180,10 @@
       <w:r>
         <w:rPr>
           <w:rFonts w:ascii="微软雅黑" w:hAnsi="微软雅黑" w:eastAsia="微软雅黑"/>
-          <w:b/>
-          <w:sz w:val="21"/>
-        </w:rPr>
-        <w:t>save/titanic_model.pth</w:t>
-      </w:r>
-      <w:r>
-        <w:rPr>
-          <w:rFonts w:ascii="微软雅黑" w:hAnsi="微软雅黑" w:eastAsia="微软雅黑"/>
           <w:b w:val="0"/>
           <w:sz w:val="21"/>
         </w:rPr>
-        <w:t xml:space="preserve"> —— 模型参数</w:t>
+        <w:t>save/titanic_model.pth —— 模型参数</w:t>
       </w:r>
     </w:p>
     <w:p>
@@ -1514,18 +1202,10 @@
       <w:r>
         <w:rPr>
           <w:rFonts w:ascii="微软雅黑" w:hAnsi="微软雅黑" w:eastAsia="微软雅黑"/>
-          <w:b/>
-          <w:sz w:val="21"/>
-        </w:rPr>
-        <w:t>save/preprocess_params.json</w:t>
-      </w:r>
-      <w:r>
-        <w:rPr>
-          <w:rFonts w:ascii="微软雅黑" w:hAnsi="微软雅黑" w:eastAsia="微软雅黑"/>
           <w:b w:val="0"/>
           <w:sz w:val="21"/>
         </w:rPr>
-        <w:t xml:space="preserve"> —— 预处理参数(年龄中位数、港口众数、均值、标准差、称谓映射表、特征列顺序)</w:t>
+        <w:t>save/preprocess_params.json —— 预处理参数(年龄中位数、港口众数、均值、标准差、称谓映射表、特征列顺序)</w:t>
       </w:r>
     </w:p>
     <w:p>
@@ -1538,23 +1218,7 @@
           <w:b w:val="0"/>
           <w:sz w:val="21"/>
         </w:rPr>
-        <w:t>第二样是关键。预测新样本的时候不能再手写一遍特征工程,那样很容易和训练时对不上。现在是直接把 json 读回来,调用训练时用的</w:t>
-      </w:r>
-      <w:r>
-        <w:rPr>
-          <w:rFonts w:ascii="微软雅黑" w:hAnsi="微软雅黑" w:eastAsia="微软雅黑"/>
-          <w:b/>
-          <w:sz w:val="21"/>
-        </w:rPr>
-        <w:t>同一个 transform() 函数</w:t>
-      </w:r>
-      <w:r>
-        <w:rPr>
-          <w:rFonts w:ascii="微软雅黑" w:hAnsi="微软雅黑" w:eastAsia="微软雅黑"/>
-          <w:b w:val="0"/>
-          <w:sz w:val="21"/>
-        </w:rPr>
-        <w:t>,保证新样本和训练数据是用同一套方式处理的。</w:t>
+        <w:t>第二样是关键。预测新样本的时候不能再手写一遍特征工程,那样很容易和训练时对不上。现在是直接把 json 读回来,调用训练时用的同一个 transform() 函数,保证新样本和训练数据是用同一套方式处理的。</w:t>
       </w:r>
     </w:p>
     <w:p>
@@ -1646,15 +1310,7 @@
           <w:b w:val="0"/>
           <w:sz w:val="21"/>
         </w:rPr>
-        <w:t>跑预测的时候报 size mismatch for fc1.weight,意思是模型输入的维度和喂进去的数据维度不一样。排查发现训练时输入是 10 个特征,预测的时候我手写的字典只有 9 个,少了一个。</w:t>
-      </w:r>
-      <w:r>
-        <w:rPr>
-          <w:rFonts w:ascii="微软雅黑" w:hAnsi="微软雅黑" w:eastAsia="微软雅黑"/>
-          <w:b/>
-          <w:sz w:val="21"/>
-        </w:rPr>
-        <w:t>这次重写我干脆把特征列名用一个列表写死,训练和预测都从这个列表取,从根上避免这类问题。</w:t>
+        <w:t>跑预测的时候报 size mismatch for fc1.weight,意思是模型输入的维度和喂进去的数据维度不一样。排查发现训练时输入是 10 个特征,预测的时候我手写的字典只有 9 个,少了一个。这次重写我干脆把特征列名用一个列表写死,训练和预测都从这个列表取,从根上避免这类问题。</w:t>
       </w:r>
     </w:p>
     <w:p>
@@ -1706,23 +1362,7 @@
           <w:b w:val="0"/>
           <w:sz w:val="21"/>
         </w:rPr>
-        <w:t>一开始我的预处理顺序是「先填缺失值 → 再划分训练集测试集」,写的时候没觉得有问题。后来看题目 3.2 里那句「预处理参数只能根据训练数据确定,测试数据和新样本必须复用同一套处理方式」,才反应过来:填年龄用的中位数是拿</w:t>
-      </w:r>
-      <w:r>
-        <w:rPr>
-          <w:rFonts w:ascii="微软雅黑" w:hAnsi="微软雅黑" w:eastAsia="微软雅黑"/>
-          <w:b/>
-          <w:sz w:val="21"/>
-        </w:rPr>
-        <w:t>全部 891 条</w:t>
-      </w:r>
-      <w:r>
-        <w:rPr>
-          <w:rFonts w:ascii="微软雅黑" w:hAnsi="微软雅黑" w:eastAsia="微软雅黑"/>
-          <w:b w:val="0"/>
-          <w:sz w:val="21"/>
-        </w:rPr>
-        <w:t>算出来的,里面包含了测试集的年龄。这就是数据泄露。</w:t>
+        <w:t>一开始我的预处理顺序是「先填缺失值 → 再划分训练集测试集」,写的时候没觉得有问题。后来看题目 3.2 里那句「预处理参数只能根据训练数据确定,测试数据和新样本必须复用同一套处理方式」,才反应过来:填年龄用的中位数是拿全部 891 条算出来的,里面包含了测试集的年龄。这就是数据泄露。</w:t>
       </w:r>
     </w:p>
     <w:p>
@@ -1770,31 +1410,7 @@
           <w:b w:val="0"/>
           <w:sz w:val="21"/>
         </w:rPr>
-        <w:t>在</w:t>
-      </w:r>
-      <w:r>
-        <w:rPr>
-          <w:rFonts w:ascii="微软雅黑" w:hAnsi="微软雅黑" w:eastAsia="微软雅黑"/>
-          <w:b/>
-          <w:sz w:val="21"/>
-        </w:rPr>
-        <w:t>全部 891 条</w:t>
-      </w:r>
-      <w:r>
-        <w:rPr>
-          <w:rFonts w:ascii="微软雅黑" w:hAnsi="微软雅黑" w:eastAsia="微软雅黑"/>
-          <w:b w:val="0"/>
-          <w:sz w:val="21"/>
-        </w:rPr>
-        <w:t xml:space="preserve">上算参数(泄露版):最好测试集准确率 </w:t>
-      </w:r>
-      <w:r>
-        <w:rPr>
-          <w:rFonts w:ascii="微软雅黑" w:hAnsi="微软雅黑" w:eastAsia="微软雅黑"/>
-          <w:b/>
-          <w:sz w:val="21"/>
-        </w:rPr>
-        <w:t>0.8212</w:t>
+        <w:t>在全部 891 条上算参数(泄露版):最好测试集准确率 0.8212</w:t>
       </w:r>
     </w:p>
     <w:p>
@@ -1816,31 +1432,7 @@
           <w:b w:val="0"/>
           <w:sz w:val="21"/>
         </w:rPr>
-        <w:t>只在</w:t>
-      </w:r>
-      <w:r>
-        <w:rPr>
-          <w:rFonts w:ascii="微软雅黑" w:hAnsi="微软雅黑" w:eastAsia="微软雅黑"/>
-          <w:b/>
-          <w:sz w:val="21"/>
-        </w:rPr>
-        <w:t>训练集 712 条</w:t>
-      </w:r>
-      <w:r>
-        <w:rPr>
-          <w:rFonts w:ascii="微软雅黑" w:hAnsi="微软雅黑" w:eastAsia="微软雅黑"/>
-          <w:b w:val="0"/>
-          <w:sz w:val="21"/>
-        </w:rPr>
-        <w:t xml:space="preserve">上算参数(正确版):最好测试集准确率 </w:t>
-      </w:r>
-      <w:r>
-        <w:rPr>
-          <w:rFonts w:ascii="微软雅黑" w:hAnsi="微软雅黑" w:eastAsia="微软雅黑"/>
-          <w:b/>
-          <w:sz w:val="21"/>
-        </w:rPr>
-        <w:t>0.8156</w:t>
+        <w:t>只在训练集 712 条上算参数(正确版):最好测试集准确率 0.8156</w:t>
       </w:r>
     </w:p>
     <w:p>
@@ -2329,23 +1921,7 @@
           <w:b w:val="0"/>
           <w:sz w:val="21"/>
         </w:rPr>
-        <w:t>这两个现象都说明</w:t>
-      </w:r>
-      <w:r>
-        <w:rPr>
-          <w:rFonts w:ascii="微软雅黑" w:hAnsi="微软雅黑" w:eastAsia="微软雅黑"/>
-          <w:b/>
-          <w:sz w:val="21"/>
-        </w:rPr>
-        <w:t>出现了过拟合</w:t>
-      </w:r>
-      <w:r>
-        <w:rPr>
-          <w:rFonts w:ascii="微软雅黑" w:hAnsi="微软雅黑" w:eastAsia="微软雅黑"/>
-          <w:b w:val="0"/>
-          <w:sz w:val="21"/>
-        </w:rPr>
-        <w:t>:模型把训练集里的细节(甚至噪声)也一起背下来了,所以在训练集上表现越来越好,但在没见过的测试集上就没什么进步。不过差距只有 4 个百分点,不算特别严重,属于轻度过拟合。</w:t>
+        <w:t>这两个现象都说明出现了过拟合:模型把训练集里的细节(甚至噪声)也一起背下来了,所以在训练集上表现越来越好,但在没见过的测试集上就没什么进步。不过差距只有 4 个百分点,不算特别严重,属于轻度过拟合。</w:t>
       </w:r>
     </w:p>
     <w:p>
@@ -2371,23 +1947,7 @@
           <w:b w:val="0"/>
           <w:sz w:val="21"/>
         </w:rPr>
-        <w:t>这是我自己第一次完整做一个从数据到预测的机器学习项目,最大的收获是</w:t>
-      </w:r>
-      <w:r>
-        <w:rPr>
-          <w:rFonts w:ascii="微软雅黑" w:hAnsi="微软雅黑" w:eastAsia="微软雅黑"/>
-          <w:b/>
-          <w:sz w:val="21"/>
-        </w:rPr>
-        <w:t>很多问题不在模型上,而在数据上</w:t>
-      </w:r>
-      <w:r>
-        <w:rPr>
-          <w:rFonts w:ascii="微软雅黑" w:hAnsi="微软雅黑" w:eastAsia="微软雅黑"/>
-          <w:b w:val="0"/>
-          <w:sz w:val="21"/>
-        </w:rPr>
-        <w:t>。</w:t>
+        <w:t>这是我自己第一次完整做一个从数据到预测的机器学习项目,最大的收获是很多问题不在模型上,而在数据上。</w:t>
       </w:r>
     </w:p>
     <w:p>
@@ -2400,23 +1960,7 @@
           <w:b w:val="0"/>
           <w:sz w:val="21"/>
         </w:rPr>
-        <w:t>① 数据泄露这件事给我的印象最深。一开始我完全没意识到「先填缺失值再划分」是错的 —— 从直觉上想,先把数据收拾干净再划分,多自然啊。是看了题目要求回头检查才发现的。这让我明白,数据处理的</w:t>
-      </w:r>
-      <w:r>
-        <w:rPr>
-          <w:rFonts w:ascii="微软雅黑" w:hAnsi="微软雅黑" w:eastAsia="微软雅黑"/>
-          <w:b/>
-          <w:sz w:val="21"/>
-        </w:rPr>
-        <w:t>顺序</w:t>
-      </w:r>
-      <w:r>
-        <w:rPr>
-          <w:rFonts w:ascii="微软雅黑" w:hAnsi="微软雅黑" w:eastAsia="微软雅黑"/>
-          <w:b w:val="0"/>
-          <w:sz w:val="21"/>
-        </w:rPr>
-        <w:t>本身就是一个会影响结果正确性的东西,不是随便写写就行。所以后来我干脆把预处理拆成 fit 和 transform 两个函数,从代码结构上把这件事固定住。</w:t>
+        <w:t>① 数据泄露这件事给我的印象最深。一开始我完全没意识到「先填缺失值再划分」是错的 —— 从直觉上想,先把数据收拾干净再划分,多自然啊。是看了题目要求回头检查才发现的。这让我明白,数据处理的顺序本身就是一个会影响结果正确性的东西,不是随便写写就行。所以后来我干脆把预处理拆成 fit 和 transform 两个函数,从代码结构上把这件事固定住。</w:t>
       </w:r>
     </w:p>
     <w:p>
@@ -2442,15 +1986,7 @@
           <w:b w:val="0"/>
           <w:sz w:val="21"/>
         </w:rPr>
-        <w:t>③ 关于调参。我把学习率从 0.01 改成 0.001,又加了 Dropout 和 weight_decay,模型确实稳了一些,但准确率提高得有限(大概两三个百分点)。我原来的想法是「多加几层、多加几个神经元准确率就能上去」,试下来发现不是这么回事 —— 891 条数据太少了,模型搞复杂了反而更容易过拟合。</w:t>
-      </w:r>
-      <w:r>
-        <w:rPr>
-          <w:rFonts w:ascii="微软雅黑" w:hAnsi="微软雅黑" w:eastAsia="微软雅黑"/>
-          <w:b/>
-          <w:sz w:val="21"/>
-        </w:rPr>
-        <w:t>数据量和特征的质量,可能比模型结构更重要。</w:t>
+        <w:t>③ 关于调参。我把学习率从 0.01 改成 0.001,又加了 Dropout 和 weight_decay,模型确实稳了一些,但准确率提高得有限(大概两三个百分点)。我原来的想法是「多加几层、多加几个神经元准确率就能上去」,试下来发现不是这么回事 —— 891 条数据太少了,模型搞复杂了反而更容易过拟合。数据量和特征的质量,可能比模型结构更重要。</w:t>
       </w:r>
     </w:p>
     <w:p>
@@ -2495,18 +2031,10 @@
       <w:r>
         <w:rPr>
           <w:rFonts w:ascii="微软雅黑" w:hAnsi="微软雅黑" w:eastAsia="微软雅黑"/>
-          <w:b/>
-          <w:sz w:val="21"/>
-        </w:rPr>
-        <w:t>数据划分可以按姓氏分组。</w:t>
-      </w:r>
-      <w:r>
-        <w:rPr>
-          <w:rFonts w:ascii="微软雅黑" w:hAnsi="微软雅黑" w:eastAsia="微软雅黑"/>
           <w:b w:val="0"/>
           <w:sz w:val="21"/>
         </w:rPr>
-        <w:t>这次看数据时我发现有些乘客是同一家人(姓氏相同),随机划分的话可能出现哥哥在训练集、弟弟在测试集的情况。模型在训练集里「见过」哥哥,再去测弟弟,结果就会偏乐观。以后可以试试 GroupShuffleSplit,把一家人整个分到同一边。</w:t>
+        <w:t>数据划分可以按姓氏分组。这次看数据时我发现有些乘客是同一家人(姓氏相同),随机划分的话可能出现哥哥在训练集、弟弟在测试集的情况。模型在训练集里「见过」哥哥,再去测弟弟,结果就会偏乐观。以后可以试试 GroupShuffleSplit,把一家人整个分到同一边。</w:t>
       </w:r>
     </w:p>
     <w:p>
@@ -2525,18 +2053,10 @@
       <w:r>
         <w:rPr>
           <w:rFonts w:ascii="微软雅黑" w:hAnsi="微软雅黑" w:eastAsia="微软雅黑"/>
-          <w:b/>
-          <w:sz w:val="21"/>
-        </w:rPr>
-        <w:t>891 条数据确实太少。</w:t>
-      </w:r>
-      <w:r>
-        <w:rPr>
-          <w:rFonts w:ascii="微软雅黑" w:hAnsi="微软雅黑" w:eastAsia="微软雅黑"/>
           <w:b w:val="0"/>
           <w:sz w:val="21"/>
         </w:rPr>
-        <w:t>可以用交叉验证代替单次划分,结果会更稳一些;或者想办法做点数据增强。</w:t>
+        <w:t>891 条数据确实太少。可以用交叉验证代替单次划分,结果会更稳一些;或者想办法做点数据增强。</w:t>
       </w:r>
     </w:p>
     <w:p>
@@ -2555,18 +2075,10 @@
       <w:r>
         <w:rPr>
           <w:rFonts w:ascii="微软雅黑" w:hAnsi="微软雅黑" w:eastAsia="微软雅黑"/>
-          <w:b/>
-          <w:sz w:val="21"/>
-        </w:rPr>
-        <w:t>特征还可以再挖。</w:t>
-      </w:r>
-      <w:r>
-        <w:rPr>
-          <w:rFonts w:ascii="微软雅黑" w:hAnsi="微软雅黑" w:eastAsia="微软雅黑"/>
           <w:b w:val="0"/>
           <w:sz w:val="21"/>
         </w:rPr>
-        <w:t>比如 Ticket(船票号)的前缀、Cabin(客舱号)的甲板层,都可能藏着信息。</w:t>
+        <w:t>特征还可以再挖。比如 Ticket(船票号)的前缀、Cabin(客舱号)的甲板层,都可能藏着信息。</w:t>
       </w:r>
     </w:p>
     <w:sectPr>
